--- a/src/proofpack/templates/T8.docx
+++ b/src/proofpack/templates/T8.docx
@@ -101,7 +101,7 @@
           </w:tcPr>
           <w:p>
             <w:pPr>
-              <w:pStyle w:val="PPCustomerText"/>
+              <w:pStyle w:val="PPManufacturerText"/>
             </w:pPr>
             <w:r>
               <w:t>{{ model.name }} v{{ model.version }}{% if model.prior_version is not none %} (prior version {{ model.prior_version | fmt_text }}){% endif %}</w:t>
@@ -1109,7 +1109,7 @@
           </w:tcPr>
           <w:p>
             <w:pPr>
-              <w:pStyle w:val="PPCustomerText"/>
+              <w:pStyle w:val="PPManufacturerText"/>
             </w:pPr>
             <w:r>
               <w:t>{{ row[1] }}</w:t>
@@ -1138,7 +1138,7 @@
     </w:tbl>
     <w:p>
       <w:pPr>
-        <w:pStyle w:val="PPCustomerTextLabel"/>
+        <w:pStyle w:val="PPManufacturerTextLabel"/>
       </w:pPr>
       <w:r>
         <w:t xml:space="preserve">Manufacturer text - </w:t>
@@ -1149,7 +1149,7 @@
     </w:p>
     <w:p>
       <w:pPr>
-        <w:pStyle w:val="PPCustomerText"/>
+        <w:pStyle w:val="PPManufacturerText"/>
       </w:pPr>
       <w:r>
         <w:rPr>
@@ -1915,7 +1915,7 @@
           </w:tcPr>
           <w:p>
             <w:pPr>
-              <w:pStyle w:val="PPCustomerText"/>
+              <w:pStyle w:val="PPManufacturerText"/>
             </w:pPr>
             <w:r>
               <w:rPr>
@@ -1944,7 +1944,7 @@
           </w:tcPr>
           <w:p>
             <w:pPr>
-              <w:pStyle w:val="PPCustomerText"/>
+              <w:pStyle w:val="PPManufacturerText"/>
             </w:pPr>
             <w:r>
               <w:t>{{ r.scope }}</w:t>
@@ -1962,7 +1962,7 @@
           </w:p>
           <w:p>
             <w:pPr>
-              <w:pStyle w:val="PPCustomerText"/>
+              <w:pStyle w:val="PPManufacturerText"/>
             </w:pPr>
             <w:r>
               <w:t>{{ r.operating_point }}</w:t>
@@ -2033,7 +2033,7 @@
           </w:tcPr>
           <w:p>
             <w:pPr>
-              <w:pStyle w:val="PPCustomerText"/>
+              <w:pStyle w:val="PPManufacturerText"/>
             </w:pPr>
             <w:r>
               <w:t>{{ r.authored }}</w:t>
@@ -2304,7 +2304,7 @@
     </w:p>
     <w:p>
       <w:pPr>
-        <w:pStyle w:val="PPCustomerTextLabel"/>
+        <w:pStyle w:val="PPManufacturerTextLabel"/>
       </w:pPr>
       <w:r>
         <w:t xml:space="preserve">Manufacturer text - </w:t>
@@ -2315,7 +2315,7 @@
     </w:p>
     <w:p>
       <w:pPr>
-        <w:pStyle w:val="PPCustomerText"/>
+        <w:pStyle w:val="PPManufacturerText"/>
       </w:pPr>
       <w:r>
         <w:t>{{ r.justification }}</w:t>
@@ -2730,7 +2730,7 @@
           </w:tcPr>
           <w:p>
             <w:pPr>
-              <w:pStyle w:val="PPCustomerText"/>
+              <w:pStyle w:val="PPManufacturerText"/>
               <w:jc w:val="right"/>
             </w:pPr>
             <w:r>
@@ -4400,7 +4400,7 @@
     </w:pPr>
     <w:r>
       <w:rPr>
-        <w:rStyle w:val="PPCustomerTextInline"/>
+        <w:rStyle w:val="PPManufacturerTextInline"/>
       </w:rPr>
       <w:t>{{ header_customer }}</w:t>
     </w:r>
@@ -4419,7 +4419,7 @@
     </w:pPr>
     <w:r>
       <w:rPr>
-        <w:rStyle w:val="PPCustomerTextInline"/>
+        <w:rStyle w:val="PPManufacturerTextInline"/>
       </w:rPr>
       <w:t>{{ header_customer }}</w:t>
     </w:r>
@@ -4438,7 +4438,7 @@
     </w:pPr>
     <w:r>
       <w:rPr>
-        <w:rStyle w:val="PPCustomerTextInline"/>
+        <w:rStyle w:val="PPManufacturerTextInline"/>
       </w:rPr>
       <w:t>{{ header_customer }}</w:t>
     </w:r>
@@ -16597,8 +16597,8 @@
       <w:sz w:val="18"/>
     </w:rPr>
   </w:style>
-  <w:style w:type="paragraph" w:customStyle="1" w:styleId="PPCustomerText">
-    <w:name w:val="PP Customer Text"/>
+  <w:style w:type="paragraph" w:customStyle="1" w:styleId="PPManufacturerText">
+    <w:name w:val="PP Manufacturer Text"/>
     <w:basedOn w:val="Normal"/>
     <w:pPr>
       <w:pBdr>
@@ -16612,8 +16612,8 @@
       <w:sz w:val="22"/>
     </w:rPr>
   </w:style>
-  <w:style w:type="paragraph" w:customStyle="1" w:styleId="PPCustomerTextLabel">
-    <w:name w:val="PP Customer Text Label"/>
+  <w:style w:type="paragraph" w:customStyle="1" w:styleId="PPManufacturerTextLabel">
+    <w:name w:val="PP Manufacturer Text Label"/>
     <w:basedOn w:val="Normal"/>
     <w:pPr>
       <w:spacing w:after="0"/>
@@ -16724,8 +16724,8 @@
       <w:color w:val="16202B"/>
     </w:rPr>
   </w:style>
-  <w:style w:type="character" w:customStyle="1" w:styleId="PPCustomerTextInline">
-    <w:name w:val="PP Customer Text Inline"/>
+  <w:style w:type="character" w:customStyle="1" w:styleId="PPManufacturerTextInline">
+    <w:name w:val="PP Manufacturer Text Inline"/>
     <w:rPr>
       <w:color w:val="4A5A6A"/>
     </w:rPr>

--- a/src/proofpack/templates/T8.docx
+++ b/src/proofpack/templates/T8.docx
@@ -2364,6 +2364,116 @@
       </w:r>
     </w:p>
     <w:p>
+      <w:pPr>
+        <w:pStyle w:val="PPCaption"/>
+      </w:pPr>
+      <w:r>
+        <w:t>Tier superscripts - ProofPack reporting convention (R2 section 3.3); annotations, never suppression</w:t>
+      </w:r>
+    </w:p>
+    <w:tbl>
+      <w:tblPr>
+        <w:tblStyle w:val="PPTable"/>
+        <w:tblW w:type="auto" w:w="0"/>
+        <w:tblLook w:firstColumn="1" w:firstRow="1" w:lastColumn="0" w:lastRow="0" w:noHBand="0" w:noVBand="1" w:val="04A0"/>
+      </w:tblPr>
+      <w:tblGrid>
+        <w:gridCol w:w="4933"/>
+        <w:gridCol w:w="4933"/>
+      </w:tblGrid>
+      <w:tr>
+        <w:trPr>
+          <w:tblHeader/>
+        </w:trPr>
+        <w:tc>
+          <w:tcPr>
+            <w:tcW w:type="dxa" w:w="4933"/>
+          </w:tcPr>
+          <w:p>
+            <w:r/>
+            <w:r>
+              <w:t>Mark</w:t>
+            </w:r>
+          </w:p>
+        </w:tc>
+        <w:tc>
+          <w:tcPr>
+            <w:tcW w:type="dxa" w:w="4933"/>
+          </w:tcPr>
+          <w:p>
+            <w:r/>
+            <w:r>
+              <w:t>Meaning</w:t>
+            </w:r>
+          </w:p>
+        </w:tc>
+      </w:tr>
+      <w:tr>
+        <w:tc>
+          <w:tcPr>
+            <w:tcW w:type="dxa" w:w="4933"/>
+          </w:tcPr>
+          <w:p>
+            <w:r>
+              <w:t>{%tr for row in tier_legend %}</w:t>
+            </w:r>
+          </w:p>
+        </w:tc>
+        <w:tc>
+          <w:tcPr>
+            <w:tcW w:type="dxa" w:w="4933"/>
+          </w:tcPr>
+          <w:p/>
+        </w:tc>
+      </w:tr>
+      <w:tr>
+        <w:tc>
+          <w:tcPr>
+            <w:tcW w:type="dxa" w:w="4933"/>
+          </w:tcPr>
+          <w:p>
+            <w:pPr>
+              <w:pStyle w:val="PPBody"/>
+            </w:pPr>
+            <w:r>
+              <w:t>{{ row[0] }}</w:t>
+            </w:r>
+          </w:p>
+        </w:tc>
+        <w:tc>
+          <w:tcPr>
+            <w:tcW w:type="dxa" w:w="4933"/>
+          </w:tcPr>
+          <w:p>
+            <w:pPr>
+              <w:pStyle w:val="PPBody"/>
+            </w:pPr>
+            <w:r>
+              <w:t>{{ row[1] }}</w:t>
+            </w:r>
+          </w:p>
+        </w:tc>
+      </w:tr>
+      <w:tr>
+        <w:tc>
+          <w:tcPr>
+            <w:tcW w:type="dxa" w:w="4933"/>
+          </w:tcPr>
+          <w:p>
+            <w:r>
+              <w:t>{%tr endfor %}</w:t>
+            </w:r>
+          </w:p>
+        </w:tc>
+        <w:tc>
+          <w:tcPr>
+            <w:tcW w:type="dxa" w:w="4933"/>
+          </w:tcPr>
+          <w:p/>
+        </w:tc>
+      </w:tr>
+    </w:tbl>
+    <w:p>
       <w:r>
         <w:t>{%p else %}</w:t>
       </w:r>

--- a/src/proofpack/templates/T8.docx
+++ b/src/proofpack/templates/T8.docx
@@ -440,7 +440,7 @@
               <w:pStyle w:val="PPBody"/>
             </w:pPr>
             <w:r>
-              <w:t>{% for ref in guidance_refs %}{{ ref.label }}{% if not loop.last %}; {% endif %}{% endfor %}</w:t>
+              <w:t>{% for ref in cover_guidance %}{{ ref.label }}{% if not loop.last %}; {% endif %}{% endfor %}</w:t>
             </w:r>
           </w:p>
         </w:tc>

--- a/src/proofpack/templates/T8.docx
+++ b/src/proofpack/templates/T8.docx
@@ -589,7 +589,7 @@
               <w:pStyle w:val="PPMarginNoteDraft"/>
             </w:pPr>
             <w:r>
-              <w:t>{{ anchor.disclaimer.label }} · section {{ anchor.disclaimer.section }} · eSTAR: {{ anchor.disclaimer.estar }}</w:t>
+              <w:t>{{ anchor.disclaimer.label }} · {{ anchor.disclaimer.section }} · {{ anchor.disclaimer.estar }}</w:t>
             </w:r>
             <w:r>
               <w:rPr>
@@ -608,7 +608,7 @@
               <w:pStyle w:val="PPMarginNote"/>
             </w:pPr>
             <w:r>
-              <w:t>{{ anchor.disclaimer.label }} · section {{ anchor.disclaimer.section }} · eSTAR: {{ anchor.disclaimer.estar }}</w:t>
+              <w:t>{{ anchor.disclaimer.label }} · {{ anchor.disclaimer.section }} · {{ anchor.disclaimer.estar }}</w:t>
             </w:r>
             <w:r>
               <w:rPr>
@@ -734,7 +734,7 @@
               <w:pStyle w:val="PPMarginNoteDraft"/>
             </w:pPr>
             <w:r>
-              <w:t>{{ anchor.manifest.label }} · section {{ anchor.manifest.section }} · eSTAR: {{ anchor.manifest.estar }}</w:t>
+              <w:t>{{ anchor.manifest.label }} · {{ anchor.manifest.section }} · {{ anchor.manifest.estar }}</w:t>
             </w:r>
             <w:r>
               <w:rPr>
@@ -753,7 +753,7 @@
               <w:pStyle w:val="PPMarginNote"/>
             </w:pPr>
             <w:r>
-              <w:t>{{ anchor.manifest.label }} · section {{ anchor.manifest.section }} · eSTAR: {{ anchor.manifest.estar }}</w:t>
+              <w:t>{{ anchor.manifest.label }} · {{ anchor.manifest.section }} · {{ anchor.manifest.estar }}</w:t>
             </w:r>
             <w:r>
               <w:rPr>
@@ -956,7 +956,7 @@
               <w:pStyle w:val="PPMarginNoteDraft"/>
             </w:pPr>
             <w:r>
-              <w:t>{{ anchor.declarations.label }} · section {{ anchor.declarations.section }} · eSTAR: {{ anchor.declarations.estar }}</w:t>
+              <w:t>{{ anchor.declarations.label }} · {{ anchor.declarations.section }} · {{ anchor.declarations.estar }}</w:t>
             </w:r>
             <w:r>
               <w:rPr>
@@ -975,7 +975,7 @@
               <w:pStyle w:val="PPMarginNote"/>
             </w:pPr>
             <w:r>
-              <w:t>{{ anchor.declarations.label }} · section {{ anchor.declarations.section }} · eSTAR: {{ anchor.declarations.estar }}</w:t>
+              <w:t>{{ anchor.declarations.label }} · {{ anchor.declarations.section }} · {{ anchor.declarations.estar }}</w:t>
             </w:r>
             <w:r>
               <w:rPr>
@@ -1484,7 +1484,7 @@
               <w:pStyle w:val="PPMarginNoteDraft"/>
             </w:pPr>
             <w:r>
-              <w:t>{{ anchor.criteria.label }} · section {{ anchor.criteria.section }} · eSTAR: {{ anchor.criteria.estar }}</w:t>
+              <w:t>{{ anchor.criteria.label }} · {{ anchor.criteria.section }} · {{ anchor.criteria.estar }}</w:t>
             </w:r>
             <w:r>
               <w:rPr>
@@ -1503,7 +1503,7 @@
               <w:pStyle w:val="PPMarginNote"/>
             </w:pPr>
             <w:r>
-              <w:t>{{ anchor.criteria.label }} · section {{ anchor.criteria.section }} · eSTAR: {{ anchor.criteria.estar }}</w:t>
+              <w:t>{{ anchor.criteria.label }} · {{ anchor.criteria.section }} · {{ anchor.criteria.estar }}</w:t>
             </w:r>
             <w:r>
               <w:rPr>
@@ -2564,7 +2564,7 @@
               <w:pStyle w:val="PPMarginNoteDraft"/>
             </w:pPr>
             <w:r>
-              <w:t>{{ anchor.ledger.label }} · section {{ anchor.ledger.section }} · eSTAR: {{ anchor.ledger.estar }}</w:t>
+              <w:t>{{ anchor.ledger.label }} · {{ anchor.ledger.section }} · {{ anchor.ledger.estar }}</w:t>
             </w:r>
             <w:r>
               <w:rPr>
@@ -2583,7 +2583,7 @@
               <w:pStyle w:val="PPMarginNote"/>
             </w:pPr>
             <w:r>
-              <w:t>{{ anchor.ledger.label }} · section {{ anchor.ledger.section }} · eSTAR: {{ anchor.ledger.estar }}</w:t>
+              <w:t>{{ anchor.ledger.label }} · {{ anchor.ledger.section }} · {{ anchor.ledger.estar }}</w:t>
             </w:r>
             <w:r>
               <w:rPr>
@@ -3026,7 +3026,7 @@
               <w:pStyle w:val="PPMarginNoteDraft"/>
             </w:pPr>
             <w:r>
-              <w:t>{{ anchor.narrative.label }} · section {{ anchor.narrative.section }} · eSTAR: {{ anchor.narrative.estar }}</w:t>
+              <w:t>{{ anchor.narrative.label }} · {{ anchor.narrative.section }} · {{ anchor.narrative.estar }}</w:t>
             </w:r>
             <w:r>
               <w:rPr>
@@ -3045,7 +3045,7 @@
               <w:pStyle w:val="PPMarginNote"/>
             </w:pPr>
             <w:r>
-              <w:t>{{ anchor.narrative.label }} · section {{ anchor.narrative.section }} · eSTAR: {{ anchor.narrative.estar }}</w:t>
+              <w:t>{{ anchor.narrative.label }} · {{ anchor.narrative.section }} · {{ anchor.narrative.estar }}</w:t>
             </w:r>
             <w:r>
               <w:rPr>

--- a/src/proofpack/templates/T8.docx
+++ b/src/proofpack/templates/T8.docx
@@ -1530,7 +1530,7 @@
         <w:pStyle w:val="PPCaption"/>
       </w:pPr>
       <w:r>
-        <w:t>One row per evaluated criterion, in the order the engine evaluated them (a criterion with level: * yields one row per level; rows are addressed by position, never by id, and each row's author, date and justification are those of the criteria.yaml entry it was evaluated from). Observed values print by the metric's rule of D4 section 1.2; the declared value prints with every digit run.json carries, unrounded; the compared statistic and the largest attainable lower bound, which the engine computed, print on the unit scale to three decimals. Status words are the engine's three and nothing else. The Type column is the declaration entry's type: a paired difference against the prior model version is a margin on the new-minus-prior difference, evaluated by proofpack compare, never a bound on the scope's own statistic.</w:t>
+        <w:t>One row per evaluated criterion, in the order the engine evaluated them (a criterion with level: * yields one row per level; rows are addressed by position, never by id, and each row's author, date and justification are those of the criteria.yaml entry it was evaluated from). Observed values print by the rule for the metric; the declared value prints with every digit run.json carries, unrounded; the compared statistic and the largest attainable lower bound, which the engine computed, print on the unit scale to three decimals. Status words are the engine's three and nothing else. The Type column is the declaration entry's type: a paired difference against the prior model version is a margin on the new-minus-prior difference, evaluated by proofpack compare, never a bound on the scope's own statistic.</w:t>
       </w:r>
     </w:p>
     <w:tbl>
@@ -2368,7 +2368,7 @@
         <w:pStyle w:val="PPCaption"/>
       </w:pPr>
       <w:r>
-        <w:t>Tier superscripts - ProofPack reporting convention (R2 section 3.3); annotations, never suppression</w:t>
+        <w:t>Tier superscripts - ProofPack reporting convention; annotations, never suppression</w:t>
       </w:r>
     </w:p>
     <w:tbl>
@@ -2947,7 +2947,7 @@
               <w:pStyle w:val="PPBody"/>
             </w:pPr>
             <w:r>
-              <w:t>{% if ledger.counted %}yes{% else %}no (the ledger could not be read or written; see the warning log){% endif %}</w:t>
+              <w:t>{% if ledger.counted %}yes (this run is included in the count above){% elif ledger.readable %}no (this run added nothing to the ledger; the count above is the stored count){% else %}no (the ledger could not be read or written; see the warning log){% endif %}</w:t>
             </w:r>
           </w:p>
         </w:tc>

--- a/src/proofpack/templates/T8.docx
+++ b/src/proofpack/templates/T8.docx
@@ -2727,7 +2727,7 @@
               <w:pStyle w:val="PPBody"/>
             </w:pPr>
             <w:r>
-              <w:t>Acceptance runs recorded (including this run)</w:t>
+              <w:t>{% if ledger.counted %}Acceptance runs recorded (including this run){% else %}Acceptance runs recorded (stored count; this run not included){% endif %}</w:t>
             </w:r>
           </w:p>
         </w:tc>
@@ -2947,7 +2947,7 @@
               <w:pStyle w:val="PPBody"/>
             </w:pPr>
             <w:r>
-              <w:t>{% if ledger.counted %}yes (this run is included in the count above){% elif ledger.readable %}no (this run added nothing to the ledger; the count above is the stored count){% else %}no (the ledger could not be read or written; see the warning log){% endif %}</w:t>
+              <w:t>{% if ledger.counted %}yes (the count above includes this run; the ledger is written after this document, and a write that does not succeed is reported as W15 on the console, not here){% elif ledger.readable %}no (this run added nothing to the ledger; the count above is the stored count){% else %}no (the ledger could not be read or written; see the warning log){% endif %}</w:t>
             </w:r>
           </w:p>
         </w:tc>
